--- a/pr-preview/pr-123/model-validation-handout-tracked-changes.docx
+++ b/pr-preview/pr-123/model-validation-handout-tracked-changes.docx
@@ -16,7 +16,7 @@
       </w:pPr>
       <w:del w:id="1" w:author="PR Preview" w:date="2026-01-01T00:00:00Z">
         <w:r>
-          <w:delText xml:space="preserve">Last modified: 2026-10-13 00:51:10 (PDT)</w:delText>
+          <w:delText xml:space="preserve">Last modified: 2026-10-13 16:43:17 (PDT)</w:delText>
         </w:r>
       </w:del>
     </w:p>
@@ -26,7 +26,7 @@
       </w:pPr>
       <w:ins w:id="2" w:author="PR Preview" w:date="2026-01-01T00:00:00Z">
         <w:r>
-          <w:t xml:space="preserve">Last modified: 2026-10-13 15:26:44 (PDT)</w:t>
+          <w:t xml:space="preserve">Last modified: 2026-10-13 18:07:24 (PDT)</w:t>
         </w:r>
       </w:ins>
     </w:p>
@@ -21510,7 +21510,7 @@
       </w:pPr>
       <w:ins w:id="3" w:author="PR Preview" w:date="2026-01-01T00:00:00Z">
         <w:r>
-          <w:t xml:space="preserve">The machine learning notes define the same three sets in their own notation:</w:t>
+          <w:t xml:space="preserve">For further reading, the machine learning notes define the same three sets in their own notation:</w:t>
         </w:r>
       </w:ins>
       <w:ins w:id="4" w:author="PR Preview" w:date="2026-01-01T00:00:00Z">
@@ -43611,691 +43611,250 @@
       <w:pPr>
         <w:pStyle w:val="SourceCode"/>
       </w:pPr>
-      <w:del w:id="21" w:author="PR Preview" w:date="2026-01-01T00:00:00Z">
-        <w:r>
-          <w:rPr>
-            <w:rStyle w:val="NormalTok"/>
-          </w:rPr>
-          <w:delText xml:space="preserve">loocv_max_diff </w:delText>
-        </w:r>
-      </w:del>
-      <w:del w:id="22" w:author="PR Preview" w:date="2026-01-01T00:00:00Z">
-        <w:r>
-          <w:rPr>
-            <w:rStyle w:val="OtherTok"/>
-          </w:rPr>
-          <w:delText xml:space="preserve">&lt;-</w:delText>
-        </w:r>
-      </w:del>
-      <w:del w:id="23" w:author="PR Preview" w:date="2026-01-01T00:00:00Z">
-        <w:r>
-          <w:rPr>
-            <w:rStyle w:val="NormalTok"/>
-          </w:rPr>
-          <w:delText xml:space="preserve"> </w:delText>
-        </w:r>
-      </w:del>
-      <w:del w:id="24" w:author="PR Preview" w:date="2026-01-01T00:00:00Z">
-        <w:r>
-          <w:rPr>
-            <w:rStyle w:val="FunctionTok"/>
-          </w:rPr>
-          <w:delText xml:space="preserve">max</w:delText>
-        </w:r>
-      </w:del>
-      <w:del w:id="25" w:author="PR Preview" w:date="2026-01-01T00:00:00Z">
-        <w:r>
-          <w:rPr>
-            <w:rStyle w:val="NormalTok"/>
-          </w:rPr>
-          <w:delText xml:space="preserve">(</w:delText>
-        </w:r>
-      </w:del>
-      <w:del w:id="26" w:author="PR Preview" w:date="2026-01-01T00:00:00Z">
-        <w:r>
-          <w:rPr>
-            <w:rStyle w:val="FunctionTok"/>
-          </w:rPr>
-          <w:delText xml:space="preserve">abs</w:delText>
-        </w:r>
-      </w:del>
-      <w:del w:id="27" w:author="PR Preview" w:date="2026-01-01T00:00:00Z">
-        <w:r>
-          <w:rPr>
-            <w:rStyle w:val="NormalTok"/>
-          </w:rPr>
-          <w:delText xml:space="preserve">(mtcars_loocv</w:delText>
-        </w:r>
-      </w:del>
-      <w:del w:id="28" w:author="PR Preview" w:date="2026-01-01T00:00:00Z">
-        <w:r>
-          <w:rPr>
-            <w:rStyle w:val="SpecialCharTok"/>
-          </w:rPr>
-          <w:delText xml:space="preserve">$</w:delText>
-        </w:r>
-      </w:del>
-      <w:del w:id="29" w:author="PR Preview" w:date="2026-01-01T00:00:00Z">
-        <w:r>
-          <w:rPr>
-            <w:rStyle w:val="NormalTok"/>
-          </w:rPr>
-          <w:delText xml:space="preserve">refitting </w:delText>
-        </w:r>
-      </w:del>
-      <w:del w:id="30" w:author="PR Preview" w:date="2026-01-01T00:00:00Z">
-        <w:r>
-          <w:rPr>
-            <w:rStyle w:val="SpecialCharTok"/>
-          </w:rPr>
-          <w:delText xml:space="preserve">-</w:delText>
-        </w:r>
-      </w:del>
-      <w:del w:id="31" w:author="PR Preview" w:date="2026-01-01T00:00:00Z">
-        <w:r>
-          <w:rPr>
-            <w:rStyle w:val="NormalTok"/>
-          </w:rPr>
-          <w:delText xml:space="preserve"> mtcars_loocv</w:delText>
-        </w:r>
-      </w:del>
-      <w:del w:id="32" w:author="PR Preview" w:date="2026-01-01T00:00:00Z">
-        <w:r>
-          <w:rPr>
-            <w:rStyle w:val="SpecialCharTok"/>
-          </w:rPr>
-          <w:delText xml:space="preserve">$</w:delText>
-        </w:r>
-      </w:del>
-      <w:del w:id="33" w:author="PR Preview" w:date="2026-01-01T00:00:00Z">
-        <w:r>
-          <w:rPr>
-            <w:rStyle w:val="NormalTok"/>
-          </w:rPr>
-          <w:delText xml:space="preserve">formula))</w:delText>
-        </w:r>
-      </w:del>
-      <w:del w:id="34" w:author="PR Preview" w:date="2026-01-01T00:00:00Z">
-        <w:r>
-          <w:br/>
-        </w:r>
-      </w:del>
-      <w:del w:id="35" w:author="PR Preview" w:date="2026-01-01T00:00:00Z">
-        <w:r>
-          <w:rPr>
-            <w:rStyle w:val="NormalTok"/>
-          </w:rPr>
-          <w:delText xml:space="preserve">mtcars_best_loocv </w:delText>
-        </w:r>
-      </w:del>
-      <w:del w:id="36" w:author="PR Preview" w:date="2026-01-01T00:00:00Z">
-        <w:r>
-          <w:rPr>
-            <w:rStyle w:val="OtherTok"/>
-          </w:rPr>
-          <w:delText xml:space="preserve">&lt;-</w:delText>
-        </w:r>
-      </w:del>
-      <w:del w:id="37" w:author="PR Preview" w:date="2026-01-01T00:00:00Z">
-        <w:r>
-          <w:br/>
-        </w:r>
-      </w:del>
-      <w:del w:id="38" w:author="PR Preview" w:date="2026-01-01T00:00:00Z">
-        <w:r>
-          <w:rPr>
-            <w:rStyle w:val="NormalTok"/>
-          </w:rPr>
-          <w:delText xml:space="preserve">  mtcars_loocv</w:delText>
-        </w:r>
-      </w:del>
-      <w:del w:id="39" w:author="PR Preview" w:date="2026-01-01T00:00:00Z">
-        <w:r>
-          <w:rPr>
-            <w:rStyle w:val="SpecialCharTok"/>
-          </w:rPr>
-          <w:delText xml:space="preserve">$</w:delText>
-        </w:r>
-      </w:del>
-      <w:del w:id="40" w:author="PR Preview" w:date="2026-01-01T00:00:00Z">
-        <w:r>
-          <w:rPr>
-            <w:rStyle w:val="NormalTok"/>
-          </w:rPr>
-          <w:delText xml:space="preserve">degree[</w:delText>
-        </w:r>
-      </w:del>
-      <w:del w:id="41" w:author="PR Preview" w:date="2026-01-01T00:00:00Z">
-        <w:r>
-          <w:rPr>
-            <w:rStyle w:val="FunctionTok"/>
-          </w:rPr>
-          <w:delText xml:space="preserve">which.min</w:delText>
-        </w:r>
-      </w:del>
-      <w:del w:id="42" w:author="PR Preview" w:date="2026-01-01T00:00:00Z">
-        <w:r>
-          <w:rPr>
-            <w:rStyle w:val="NormalTok"/>
-          </w:rPr>
-          <w:delText xml:space="preserve">(mtcars_loocv</w:delText>
-        </w:r>
-      </w:del>
-      <w:del w:id="43" w:author="PR Preview" w:date="2026-01-01T00:00:00Z">
-        <w:r>
-          <w:rPr>
-            <w:rStyle w:val="SpecialCharTok"/>
-          </w:rPr>
-          <w:delText xml:space="preserve">$</w:delText>
-        </w:r>
-      </w:del>
-      <w:del w:id="44" w:author="PR Preview" w:date="2026-01-01T00:00:00Z">
-        <w:r>
-          <w:rPr>
-            <w:rStyle w:val="NormalTok"/>
-          </w:rPr>
-          <w:delText xml:space="preserve">formula)]</w:delText>
-        </w:r>
-      </w:del>
-      <w:del w:id="45" w:author="PR Preview" w:date="2026-01-01T00:00:00Z">
-        <w:r>
-          <w:br/>
-        </w:r>
-      </w:del>
-      <w:del w:id="46" w:author="PR Preview" w:date="2026-01-01T00:00:00Z">
-        <w:r>
-          <w:rPr>
-            <w:rStyle w:val="FunctionTok"/>
-          </w:rPr>
-          <w:delText xml:space="preserve">c</w:delText>
-        </w:r>
-      </w:del>
-      <w:del w:id="47" w:author="PR Preview" w:date="2026-01-01T00:00:00Z">
-        <w:r>
-          <w:rPr>
-            <w:rStyle w:val="NormalTok"/>
-          </w:rPr>
-          <w:delText xml:space="preserve">(</w:delText>
-        </w:r>
-      </w:del>
-      <w:del w:id="48" w:author="PR Preview" w:date="2026-01-01T00:00:00Z">
-        <w:r>
-          <w:rPr>
-            <w:rStyle w:val="AttributeTok"/>
-          </w:rPr>
-          <w:delText xml:space="preserve">max_difference =</w:delText>
-        </w:r>
-      </w:del>
-      <w:del w:id="49" w:author="PR Preview" w:date="2026-01-01T00:00:00Z">
-        <w:r>
-          <w:rPr>
-            <w:rStyle w:val="NormalTok"/>
-          </w:rPr>
-          <w:delText xml:space="preserve"> loocv_max_diff, </w:delText>
-        </w:r>
-      </w:del>
-      <w:del w:id="50" w:author="PR Preview" w:date="2026-01-01T00:00:00Z">
-        <w:r>
-          <w:rPr>
-            <w:rStyle w:val="AttributeTok"/>
-          </w:rPr>
-          <w:delText xml:space="preserve">best_degree =</w:delText>
-        </w:r>
-      </w:del>
-      <w:del w:id="51" w:author="PR Preview" w:date="2026-01-01T00:00:00Z">
-        <w:r>
-          <w:rPr>
-            <w:rStyle w:val="NormalTok"/>
-          </w:rPr>
-          <w:delText xml:space="preserve"> mtcars_best_loocv)</w:delText>
-        </w:r>
-      </w:del>
-      <w:del w:id="52" w:author="PR Preview" w:date="2026-01-01T00:00:00Z">
-        <w:r>
-          <w:br/>
-        </w:r>
-      </w:del>
-      <w:del w:id="53" w:author="PR Preview" w:date="2026-01-01T00:00:00Z">
-        <w:r>
-          <w:rPr>
-            <w:rStyle w:val="CommentTok"/>
-          </w:rPr>
-          <w:delText xml:space="preserve">#&gt; max_difference    best_degree </w:delText>
-        </w:r>
-      </w:del>
-      <w:del w:id="54" w:author="PR Preview" w:date="2026-01-01T00:00:00Z">
-        <w:r>
-          <w:br/>
-        </w:r>
-      </w:del>
-      <w:del w:id="55" w:author="PR Preview" w:date="2026-01-01T00:00:00Z">
-        <w:r>
-          <w:rPr>
-            <w:rStyle w:val="CommentTok"/>
-          </w:rPr>
-          <w:delText xml:space="preserve">#&gt;    7.10543e-15    2.00000e+00</w:delText>
-        </w:r>
-      </w:del>
+      <w:r>
+        <w:rPr>
+          <w:rStyle w:val="NormalTok"/>
+        </w:rPr>
+        <w:t xml:space="preserve">loocv_max_diff </w:t>
+      </w:r>
+      <w:r>
+        <w:rPr>
+          <w:rStyle w:val="OtherTok"/>
+        </w:rPr>
+        <w:t xml:space="preserve">&lt;-</w:t>
+      </w:r>
+      <w:r>
+        <w:rPr>
+          <w:rStyle w:val="NormalTok"/>
+        </w:rPr>
+        <w:t xml:space="preserve"> </w:t>
+      </w:r>
+      <w:r>
+        <w:rPr>
+          <w:rStyle w:val="FunctionTok"/>
+        </w:rPr>
+        <w:t xml:space="preserve">max</w:t>
+      </w:r>
+      <w:r>
+        <w:rPr>
+          <w:rStyle w:val="NormalTok"/>
+        </w:rPr>
+        <w:t xml:space="preserve">(</w:t>
+      </w:r>
+      <w:r>
+        <w:rPr>
+          <w:rStyle w:val="FunctionTok"/>
+        </w:rPr>
+        <w:t xml:space="preserve">abs</w:t>
+      </w:r>
+      <w:r>
+        <w:rPr>
+          <w:rStyle w:val="NormalTok"/>
+        </w:rPr>
+        <w:t xml:space="preserve">(mtcars_loocv</w:t>
+      </w:r>
+      <w:r>
+        <w:rPr>
+          <w:rStyle w:val="SpecialCharTok"/>
+        </w:rPr>
+        <w:t xml:space="preserve">$</w:t>
+      </w:r>
+      <w:r>
+        <w:rPr>
+          <w:rStyle w:val="NormalTok"/>
+        </w:rPr>
+        <w:t xml:space="preserve">refitting </w:t>
+      </w:r>
+      <w:r>
+        <w:rPr>
+          <w:rStyle w:val="SpecialCharTok"/>
+        </w:rPr>
+        <w:t xml:space="preserve">-</w:t>
+      </w:r>
+      <w:r>
+        <w:rPr>
+          <w:rStyle w:val="NormalTok"/>
+        </w:rPr>
+        <w:t xml:space="preserve"> mtcars_loocv</w:t>
+      </w:r>
+      <w:r>
+        <w:rPr>
+          <w:rStyle w:val="SpecialCharTok"/>
+        </w:rPr>
+        <w:t xml:space="preserve">$</w:t>
+      </w:r>
+      <w:r>
+        <w:rPr>
+          <w:rStyle w:val="NormalTok"/>
+        </w:rPr>
+        <w:t xml:space="preserve">formula))</w:t>
+      </w:r>
+      <w:r>
+        <w:br/>
+      </w:r>
+      <w:r>
+        <w:rPr>
+          <w:rStyle w:val="NormalTok"/>
+        </w:rPr>
+        <w:t xml:space="preserve">mtcars_best_loocv </w:t>
+      </w:r>
+      <w:r>
+        <w:rPr>
+          <w:rStyle w:val="OtherTok"/>
+        </w:rPr>
+        <w:t xml:space="preserve">&lt;-</w:t>
+      </w:r>
+      <w:r>
+        <w:br/>
+      </w:r>
+      <w:r>
+        <w:rPr>
+          <w:rStyle w:val="NormalTok"/>
+        </w:rPr>
+        <w:t xml:space="preserve">  mtcars_loocv</w:t>
+      </w:r>
+      <w:r>
+        <w:rPr>
+          <w:rStyle w:val="SpecialCharTok"/>
+        </w:rPr>
+        <w:t xml:space="preserve">$</w:t>
+      </w:r>
+      <w:r>
+        <w:rPr>
+          <w:rStyle w:val="NormalTok"/>
+        </w:rPr>
+        <w:t xml:space="preserve">degree[</w:t>
+      </w:r>
+      <w:r>
+        <w:rPr>
+          <w:rStyle w:val="FunctionTok"/>
+        </w:rPr>
+        <w:t xml:space="preserve">which.min</w:t>
+      </w:r>
+      <w:r>
+        <w:rPr>
+          <w:rStyle w:val="NormalTok"/>
+        </w:rPr>
+        <w:t xml:space="preserve">(mtcars_loocv</w:t>
+      </w:r>
+      <w:r>
+        <w:rPr>
+          <w:rStyle w:val="SpecialCharTok"/>
+        </w:rPr>
+        <w:t xml:space="preserve">$</w:t>
+      </w:r>
+      <w:r>
+        <w:rPr>
+          <w:rStyle w:val="NormalTok"/>
+        </w:rPr>
+        <w:t xml:space="preserve">formula)]</w:t>
+      </w:r>
+      <w:r>
+        <w:br/>
+      </w:r>
+      <w:r>
+        <w:rPr>
+          <w:rStyle w:val="FunctionTok"/>
+        </w:rPr>
+        <w:t xml:space="preserve">c</w:t>
+      </w:r>
+      <w:r>
+        <w:rPr>
+          <w:rStyle w:val="NormalTok"/>
+        </w:rPr>
+        <w:t xml:space="preserve">(</w:t>
+      </w:r>
+      <w:r>
+        <w:rPr>
+          <w:rStyle w:val="AttributeTok"/>
+        </w:rPr>
+        <w:t xml:space="preserve">max_difference =</w:t>
+      </w:r>
+      <w:r>
+        <w:rPr>
+          <w:rStyle w:val="NormalTok"/>
+        </w:rPr>
+        <w:t xml:space="preserve"> loocv_max_diff, </w:t>
+      </w:r>
+      <w:r>
+        <w:rPr>
+          <w:rStyle w:val="AttributeTok"/>
+        </w:rPr>
+        <w:t xml:space="preserve">best_degree =</w:t>
+      </w:r>
+      <w:r>
+        <w:rPr>
+          <w:rStyle w:val="NormalTok"/>
+        </w:rPr>
+        <w:t xml:space="preserve"> mtcars_best_loocv)</w:t>
+      </w:r>
+      <w:r>
+        <w:br/>
+      </w:r>
+      <w:r>
+        <w:rPr>
+          <w:rStyle w:val="CommentTok"/>
+        </w:rPr>
+        <w:t xml:space="preserve">#&gt; max_difference    best_degree </w:t>
+      </w:r>
+      <w:r>
+        <w:br/>
+      </w:r>
+      <w:r>
+        <w:rPr>
+          <w:rStyle w:val="CommentTok"/>
+        </w:rPr>
+        <w:t xml:space="preserve">#&gt;    7.10543e-15    2.00000e+00</w:t>
+      </w:r>
     </w:p>
     <w:p>
       <w:pPr>
         <w:pStyle w:val="FirstParagraph"/>
       </w:pPr>
-      <w:del w:id="56" w:author="PR Preview" w:date="2026-01-01T00:00:00Z">
-        <w:r>
-          <w:delText xml:space="preserve">The two columns differ by at most 7.1e-15,</w:delText>
-        </w:r>
-      </w:del>
-      <w:del w:id="57" w:author="PR Preview" w:date="2026-01-01T00:00:00Z">
-        <w:r>
-          <w:delText xml:space="preserve"> </w:delText>
-        </w:r>
-      </w:del>
-      <w:del w:id="58" w:author="PR Preview" w:date="2026-01-01T00:00:00Z">
-        <w:r>
-          <w:delText xml:space="preserve">which is rounding error.</w:delText>
-        </w:r>
-      </w:del>
-      <w:del w:id="59" w:author="PR Preview" w:date="2026-01-01T00:00:00Z">
-        <w:r>
-          <w:delText xml:space="preserve"> </w:delText>
-        </w:r>
-      </w:del>
-      <w:del w:id="60" w:author="PR Preview" w:date="2026-01-01T00:00:00Z">
-        <w:r>
-          <w:delText xml:space="preserve">The single-fit formula needs one fit per model instead of 32.</w:delText>
-        </w:r>
-      </w:del>
-      <w:del w:id="61" w:author="PR Preview" w:date="2026-01-01T00:00:00Z">
-        <w:r>
-          <w:delText xml:space="preserve"> </w:delText>
-        </w:r>
-      </w:del>
-      <w:del w:id="62" w:author="PR Preview" w:date="2026-01-01T00:00:00Z">
-        <w:r>
-          <w:delText xml:space="preserve">LOOCV picks degree 2,</w:delText>
-        </w:r>
-      </w:del>
-      <w:del w:id="63" w:author="PR Preview" w:date="2026-01-01T00:00:00Z">
-        <w:r>
-          <w:delText xml:space="preserve"> </w:delText>
-        </w:r>
-      </w:del>
-      <w:del w:id="64" w:author="PR Preview" w:date="2026-01-01T00:00:00Z">
-        <w:r>
-          <w:delText xml:space="preserve">and because LOOCV is not random (</w:delText>
-        </w:r>
-      </w:del>
+      <w:r>
+        <w:t xml:space="preserve">The two columns differ by at most 7.1e-15,</w:t>
+      </w:r>
+      <w:r>
+        <w:t xml:space="preserve"> </w:t>
+      </w:r>
+      <w:r>
+        <w:t xml:space="preserve">which is rounding error.</w:t>
+      </w:r>
+      <w:r>
+        <w:t xml:space="preserve"> </w:t>
+      </w:r>
+      <w:r>
+        <w:t xml:space="preserve">The single-fit formula needs one fit per model instead of 32.</w:t>
+      </w:r>
+      <w:r>
+        <w:t xml:space="preserve"> </w:t>
+      </w:r>
+      <w:r>
+        <w:t xml:space="preserve">LOOCV picks degree 2,</w:t>
+      </w:r>
+      <w:r>
+        <w:t xml:space="preserve"> </w:t>
+      </w:r>
+      <w:r>
+        <w:t xml:space="preserve">and because LOOCV is not random (</w:t>
+      </w:r>
       <w:hyperlink w:anchor="sol-loocv">
-        <w:del w:id="65" w:author="PR Preview" w:date="2026-01-01T00:00:00Z">
-          <w:r>
-            <w:rPr>
-              <w:rStyle w:val="Hyperlink"/>
-            </w:rPr>
-            <w:delText xml:space="preserve">Solution 8</w:delText>
-          </w:r>
-        </w:del>
-      </w:hyperlink>
-      <w:del w:id="66" w:author="PR Preview" w:date="2026-01-01T00:00:00Z">
-        <w:r>
-          <w:delText xml:space="preserve">),</w:delText>
-        </w:r>
-      </w:del>
-      <w:del w:id="67" w:author="PR Preview" w:date="2026-01-01T00:00:00Z">
-        <w:r>
-          <w:delText xml:space="preserve"> </w:delText>
-        </w:r>
-      </w:del>
-      <w:del w:id="68" w:author="PR Preview" w:date="2026-01-01T00:00:00Z">
-        <w:r>
-          <w:delText xml:space="preserve">rerunning it always gives the same choice.</w:delText>
-        </w:r>
-      </w:del>
-    </w:p>
-    <w:p>
-      <w:pPr>
-        <w:pStyle w:val="SourceCode"/>
-      </w:pPr>
-      <w:ins w:id="69" w:author="PR Preview" w:date="2026-01-01T00:00:00Z">
         <w:r>
           <w:rPr>
-            <w:rStyle w:val="NormalTok"/>
+            <w:rStyle w:val="Hyperlink"/>
           </w:rPr>
-          <w:t xml:space="preserve">loocv_max_diff </w:t>
+          <w:t xml:space="preserve">Solution 8</w:t>
         </w:r>
-      </w:ins>
-      <w:ins w:id="70" w:author="PR Preview" w:date="2026-01-01T00:00:00Z">
-        <w:r>
-          <w:rPr>
-            <w:rStyle w:val="OtherTok"/>
-          </w:rPr>
-          <w:t xml:space="preserve">&lt;-</w:t>
-        </w:r>
-      </w:ins>
-      <w:ins w:id="71" w:author="PR Preview" w:date="2026-01-01T00:00:00Z">
-        <w:r>
-          <w:rPr>
-            <w:rStyle w:val="NormalTok"/>
-          </w:rPr>
-          <w:t xml:space="preserve"> </w:t>
-        </w:r>
-      </w:ins>
-      <w:ins w:id="72" w:author="PR Preview" w:date="2026-01-01T00:00:00Z">
-        <w:r>
-          <w:rPr>
-            <w:rStyle w:val="FunctionTok"/>
-          </w:rPr>
-          <w:t xml:space="preserve">max</w:t>
-        </w:r>
-      </w:ins>
-      <w:ins w:id="73" w:author="PR Preview" w:date="2026-01-01T00:00:00Z">
-        <w:r>
-          <w:rPr>
-            <w:rStyle w:val="NormalTok"/>
-          </w:rPr>
-          <w:t xml:space="preserve">(</w:t>
-        </w:r>
-      </w:ins>
-      <w:ins w:id="74" w:author="PR Preview" w:date="2026-01-01T00:00:00Z">
-        <w:r>
-          <w:rPr>
-            <w:rStyle w:val="FunctionTok"/>
-          </w:rPr>
-          <w:t xml:space="preserve">abs</w:t>
-        </w:r>
-      </w:ins>
-      <w:ins w:id="75" w:author="PR Preview" w:date="2026-01-01T00:00:00Z">
-        <w:r>
-          <w:rPr>
-            <w:rStyle w:val="NormalTok"/>
-          </w:rPr>
-          <w:t xml:space="preserve">(mtcars_loocv</w:t>
-        </w:r>
-      </w:ins>
-      <w:ins w:id="76" w:author="PR Preview" w:date="2026-01-01T00:00:00Z">
-        <w:r>
-          <w:rPr>
-            <w:rStyle w:val="SpecialCharTok"/>
-          </w:rPr>
-          <w:t xml:space="preserve">$</w:t>
-        </w:r>
-      </w:ins>
-      <w:ins w:id="77" w:author="PR Preview" w:date="2026-01-01T00:00:00Z">
-        <w:r>
-          <w:rPr>
-            <w:rStyle w:val="NormalTok"/>
-          </w:rPr>
-          <w:t xml:space="preserve">refitting </w:t>
-        </w:r>
-      </w:ins>
-      <w:ins w:id="78" w:author="PR Preview" w:date="2026-01-01T00:00:00Z">
-        <w:r>
-          <w:rPr>
-            <w:rStyle w:val="SpecialCharTok"/>
-          </w:rPr>
-          <w:t xml:space="preserve">-</w:t>
-        </w:r>
-      </w:ins>
-      <w:ins w:id="79" w:author="PR Preview" w:date="2026-01-01T00:00:00Z">
-        <w:r>
-          <w:rPr>
-            <w:rStyle w:val="NormalTok"/>
-          </w:rPr>
-          <w:t xml:space="preserve"> mtcars_loocv</w:t>
-        </w:r>
-      </w:ins>
-      <w:ins w:id="80" w:author="PR Preview" w:date="2026-01-01T00:00:00Z">
-        <w:r>
-          <w:rPr>
-            <w:rStyle w:val="SpecialCharTok"/>
-          </w:rPr>
-          <w:t xml:space="preserve">$</w:t>
-        </w:r>
-      </w:ins>
-      <w:ins w:id="81" w:author="PR Preview" w:date="2026-01-01T00:00:00Z">
-        <w:r>
-          <w:rPr>
-            <w:rStyle w:val="NormalTok"/>
-          </w:rPr>
-          <w:t xml:space="preserve">formula))</w:t>
-        </w:r>
-      </w:ins>
-      <w:ins w:id="82" w:author="PR Preview" w:date="2026-01-01T00:00:00Z">
-        <w:r>
-          <w:br/>
-        </w:r>
-      </w:ins>
-      <w:ins w:id="83" w:author="PR Preview" w:date="2026-01-01T00:00:00Z">
-        <w:r>
-          <w:rPr>
-            <w:rStyle w:val="NormalTok"/>
-          </w:rPr>
-          <w:t xml:space="preserve">mtcars_best_loocv </w:t>
-        </w:r>
-      </w:ins>
-      <w:ins w:id="84" w:author="PR Preview" w:date="2026-01-01T00:00:00Z">
-        <w:r>
-          <w:rPr>
-            <w:rStyle w:val="OtherTok"/>
-          </w:rPr>
-          <w:t xml:space="preserve">&lt;-</w:t>
-        </w:r>
-      </w:ins>
-      <w:ins w:id="85" w:author="PR Preview" w:date="2026-01-01T00:00:00Z">
-        <w:r>
-          <w:br/>
-        </w:r>
-      </w:ins>
-      <w:ins w:id="86" w:author="PR Preview" w:date="2026-01-01T00:00:00Z">
-        <w:r>
-          <w:rPr>
-            <w:rStyle w:val="NormalTok"/>
-          </w:rPr>
-          <w:t xml:space="preserve">  mtcars_loocv</w:t>
-        </w:r>
-      </w:ins>
-      <w:ins w:id="87" w:author="PR Preview" w:date="2026-01-01T00:00:00Z">
-        <w:r>
-          <w:rPr>
-            <w:rStyle w:val="SpecialCharTok"/>
-          </w:rPr>
-          <w:t xml:space="preserve">$</w:t>
-        </w:r>
-      </w:ins>
-      <w:ins w:id="88" w:author="PR Preview" w:date="2026-01-01T00:00:00Z">
-        <w:r>
-          <w:rPr>
-            <w:rStyle w:val="NormalTok"/>
-          </w:rPr>
-          <w:t xml:space="preserve">degree[</w:t>
-        </w:r>
-      </w:ins>
-      <w:ins w:id="89" w:author="PR Preview" w:date="2026-01-01T00:00:00Z">
-        <w:r>
-          <w:rPr>
-            <w:rStyle w:val="FunctionTok"/>
-          </w:rPr>
-          <w:t xml:space="preserve">which.min</w:t>
-        </w:r>
-      </w:ins>
-      <w:ins w:id="90" w:author="PR Preview" w:date="2026-01-01T00:00:00Z">
-        <w:r>
-          <w:rPr>
-            <w:rStyle w:val="NormalTok"/>
-          </w:rPr>
-          <w:t xml:space="preserve">(mtcars_loocv</w:t>
-        </w:r>
-      </w:ins>
-      <w:ins w:id="91" w:author="PR Preview" w:date="2026-01-01T00:00:00Z">
-        <w:r>
-          <w:rPr>
-            <w:rStyle w:val="SpecialCharTok"/>
-          </w:rPr>
-          <w:t xml:space="preserve">$</w:t>
-        </w:r>
-      </w:ins>
-      <w:ins w:id="92" w:author="PR Preview" w:date="2026-01-01T00:00:00Z">
-        <w:r>
-          <w:rPr>
-            <w:rStyle w:val="NormalTok"/>
-          </w:rPr>
-          <w:t xml:space="preserve">formula)]</w:t>
-        </w:r>
-      </w:ins>
-      <w:ins w:id="93" w:author="PR Preview" w:date="2026-01-01T00:00:00Z">
-        <w:r>
-          <w:br/>
-        </w:r>
-      </w:ins>
-      <w:ins w:id="94" w:author="PR Preview" w:date="2026-01-01T00:00:00Z">
-        <w:r>
-          <w:rPr>
-            <w:rStyle w:val="FunctionTok"/>
-          </w:rPr>
-          <w:t xml:space="preserve">c</w:t>
-        </w:r>
-      </w:ins>
-      <w:ins w:id="95" w:author="PR Preview" w:date="2026-01-01T00:00:00Z">
-        <w:r>
-          <w:rPr>
-            <w:rStyle w:val="NormalTok"/>
-          </w:rPr>
-          <w:t xml:space="preserve">(</w:t>
-        </w:r>
-      </w:ins>
-      <w:ins w:id="96" w:author="PR Preview" w:date="2026-01-01T00:00:00Z">
-        <w:r>
-          <w:rPr>
-            <w:rStyle w:val="AttributeTok"/>
-          </w:rPr>
-          <w:t xml:space="preserve">max_difference =</w:t>
-        </w:r>
-      </w:ins>
-      <w:ins w:id="97" w:author="PR Preview" w:date="2026-01-01T00:00:00Z">
-        <w:r>
-          <w:rPr>
-            <w:rStyle w:val="NormalTok"/>
-          </w:rPr>
-          <w:t xml:space="preserve"> loocv_max_diff, </w:t>
-        </w:r>
-      </w:ins>
-      <w:ins w:id="98" w:author="PR Preview" w:date="2026-01-01T00:00:00Z">
-        <w:r>
-          <w:rPr>
-            <w:rStyle w:val="AttributeTok"/>
-          </w:rPr>
-          <w:t xml:space="preserve">best_degree =</w:t>
-        </w:r>
-      </w:ins>
-      <w:ins w:id="99" w:author="PR Preview" w:date="2026-01-01T00:00:00Z">
-        <w:r>
-          <w:rPr>
-            <w:rStyle w:val="NormalTok"/>
-          </w:rPr>
-          <w:t xml:space="preserve"> mtcars_best_loocv)</w:t>
-        </w:r>
-      </w:ins>
-      <w:ins w:id="100" w:author="PR Preview" w:date="2026-01-01T00:00:00Z">
-        <w:r>
-          <w:br/>
-        </w:r>
-      </w:ins>
-      <w:ins w:id="101" w:author="PR Preview" w:date="2026-01-01T00:00:00Z">
-        <w:r>
-          <w:rPr>
-            <w:rStyle w:val="CommentTok"/>
-          </w:rPr>
-          <w:t xml:space="preserve">#&gt; max_difference    best_degree </w:t>
-        </w:r>
-      </w:ins>
-      <w:ins w:id="102" w:author="PR Preview" w:date="2026-01-01T00:00:00Z">
-        <w:r>
-          <w:br/>
-        </w:r>
-      </w:ins>
-      <w:ins w:id="103" w:author="PR Preview" w:date="2026-01-01T00:00:00Z">
-        <w:r>
-          <w:rPr>
-            <w:rStyle w:val="CommentTok"/>
-          </w:rPr>
-          <w:t xml:space="preserve">#&gt;    8.88178e-15    2.00000e+00</w:t>
-        </w:r>
-      </w:ins>
-    </w:p>
-    <w:p>
-      <w:pPr>
-        <w:pStyle w:val="FirstParagraph"/>
-      </w:pPr>
-      <w:ins w:id="104" w:author="PR Preview" w:date="2026-01-01T00:00:00Z">
-        <w:r>
-          <w:t xml:space="preserve">The two columns differ by at most 8.9e-15,</w:t>
-        </w:r>
-      </w:ins>
-      <w:ins w:id="105" w:author="PR Preview" w:date="2026-01-01T00:00:00Z">
-        <w:r>
-          <w:t xml:space="preserve"> </w:t>
-        </w:r>
-      </w:ins>
-      <w:ins w:id="106" w:author="PR Preview" w:date="2026-01-01T00:00:00Z">
-        <w:r>
-          <w:t xml:space="preserve">which is rounding error.</w:t>
-        </w:r>
-      </w:ins>
-      <w:ins w:id="107" w:author="PR Preview" w:date="2026-01-01T00:00:00Z">
-        <w:r>
-          <w:t xml:space="preserve"> </w:t>
-        </w:r>
-      </w:ins>
-      <w:ins w:id="108" w:author="PR Preview" w:date="2026-01-01T00:00:00Z">
-        <w:r>
-          <w:t xml:space="preserve">The single-fit formula needs one fit per model instead of 32.</w:t>
-        </w:r>
-      </w:ins>
-      <w:ins w:id="109" w:author="PR Preview" w:date="2026-01-01T00:00:00Z">
-        <w:r>
-          <w:t xml:space="preserve"> </w:t>
-        </w:r>
-      </w:ins>
-      <w:ins w:id="110" w:author="PR Preview" w:date="2026-01-01T00:00:00Z">
-        <w:r>
-          <w:t xml:space="preserve">LOOCV picks degree 2,</w:t>
-        </w:r>
-      </w:ins>
-      <w:ins w:id="111" w:author="PR Preview" w:date="2026-01-01T00:00:00Z">
-        <w:r>
-          <w:t xml:space="preserve"> </w:t>
-        </w:r>
-      </w:ins>
-      <w:ins w:id="112" w:author="PR Preview" w:date="2026-01-01T00:00:00Z">
-        <w:r>
-          <w:t xml:space="preserve">and because LOOCV is not random (</w:t>
-        </w:r>
-      </w:ins>
-      <w:hyperlink w:anchor="sol-loocv">
-        <w:ins w:id="113" w:author="PR Preview" w:date="2026-01-01T00:00:00Z">
-          <w:r>
-            <w:rPr>
-              <w:rStyle w:val="Hyperlink"/>
-            </w:rPr>
-            <w:t xml:space="preserve">Solution 8</w:t>
-          </w:r>
-        </w:ins>
       </w:hyperlink>
-      <w:ins w:id="114" w:author="PR Preview" w:date="2026-01-01T00:00:00Z">
-        <w:r>
-          <w:t xml:space="preserve">),</w:t>
-        </w:r>
-      </w:ins>
-      <w:ins w:id="115" w:author="PR Preview" w:date="2026-01-01T00:00:00Z">
-        <w:r>
-          <w:t xml:space="preserve"> </w:t>
-        </w:r>
-      </w:ins>
-      <w:ins w:id="116" w:author="PR Preview" w:date="2026-01-01T00:00:00Z">
-        <w:r>
-          <w:t xml:space="preserve">rerunning it always gives the same choice.</w:t>
-        </w:r>
-      </w:ins>
+      <w:r>
+        <w:t xml:space="preserve">),</w:t>
+      </w:r>
+      <w:r>
+        <w:t xml:space="preserve"> </w:t>
+      </w:r>
+      <w:r>
+        <w:t xml:space="preserve">rerunning it always gives the same choice.</w:t>
+      </w:r>
     </w:p>
     <w:bookmarkEnd w:id="197"/>
     <w:bookmarkStart w:id="198" w:name="rem-loocv"/>
